--- a/07-unity-3d-terrain-ai/yourgame.docx
+++ b/07-unity-3d-terrain-ai/yourgame.docx
@@ -64,7 +64,21 @@
           <w:rFonts w:ascii="David" w:hAnsi="David" w:cs="David" w:hint="cs"/>
           <w:rtl/>
         </w:rPr>
-        <w:t xml:space="preserve"> (תהליך הליבה)</w:t>
+        <w:t xml:space="preserve"> (תהליך </w:t>
+      </w:r>
+      <w:r>
+        <w:rPr>
+          <w:rFonts w:ascii="David" w:hAnsi="David" w:cs="David" w:hint="cs"/>
+          <w:rtl/>
+        </w:rPr>
+        <w:t xml:space="preserve">הפתיחה ותהליך </w:t>
+      </w:r>
+      <w:r>
+        <w:rPr>
+          <w:rFonts w:ascii="David" w:hAnsi="David" w:cs="David" w:hint="cs"/>
+          <w:rtl/>
+        </w:rPr>
+        <w:t>הליבה)</w:t>
       </w:r>
       <w:r>
         <w:rPr>
@@ -166,6 +180,19 @@
       </w:r>
       <w:r>
         <w:rPr>
+          <w:rFonts w:ascii="David" w:hAnsi="David" w:cs="David" w:hint="cs"/>
+          <w:rtl/>
+        </w:rPr>
+        <w:t xml:space="preserve">, </w:t>
+      </w:r>
+      <w:r>
+        <w:rPr>
+          <w:rFonts w:ascii="David" w:hAnsi="David" w:cs="David"/>
+        </w:rPr>
+        <w:t>terrain</w:t>
+      </w:r>
+      <w:r>
+        <w:rPr>
           <w:rFonts w:ascii="David" w:hAnsi="David" w:cs="David"/>
           <w:rtl/>
         </w:rPr>
@@ -187,27 +214,74 @@
         </w:rPr>
         <w:t>'.</w:t>
       </w:r>
-    </w:p>
-    <w:p>
-      <w:pPr>
-        <w:pStyle w:val="BodyText"/>
-        <w:numPr>
-          <w:ilvl w:val="0"/>
-          <w:numId w:val="25"/>
-        </w:numPr>
-        <w:rPr>
-          <w:rFonts w:ascii="David" w:hAnsi="David" w:cs="David"/>
-          <w:color w:val="00B050"/>
-          <w:rtl/>
-        </w:rPr>
-      </w:pPr>
       <w:r>
         <w:rPr>
           <w:rFonts w:ascii="David" w:hAnsi="David" w:cs="David" w:hint="cs"/>
-          <w:color w:val="00B050"/>
           <w:rtl/>
         </w:rPr>
-        <w:t>אם המשחק שלכם תלת-ממדי, אתם יכולים להגיש סעיף זה בשבוע הבא, אחרי שנלמד על בניית עולמות בשלושה ממדים.</w:t>
+        <w:t xml:space="preserve"> </w:t>
+      </w:r>
+    </w:p>
+    <w:p>
+      <w:pPr>
+        <w:pStyle w:val="Textbody"/>
+        <w:jc w:val="left"/>
+        <w:rPr>
+          <w:rFonts w:ascii="David" w:hAnsi="David" w:cs="David"/>
+          <w:rtl/>
+        </w:rPr>
+      </w:pPr>
+      <w:r>
+        <w:rPr>
+          <w:rFonts w:ascii="David" w:hAnsi="David" w:cs="David" w:hint="cs"/>
+          <w:rtl/>
+        </w:rPr>
+        <w:t xml:space="preserve">בנו לפחות 4 רמות שונות, בהתאם </w:t>
+      </w:r>
+      <w:proofErr w:type="spellStart"/>
+      <w:r>
+        <w:rPr>
+          <w:rFonts w:ascii="David" w:hAnsi="David" w:cs="David" w:hint="cs"/>
+          <w:rtl/>
+        </w:rPr>
+        <w:t>לתיכנון</w:t>
+      </w:r>
+      <w:proofErr w:type="spellEnd"/>
+      <w:r>
+        <w:rPr>
+          <w:rFonts w:ascii="David" w:hAnsi="David" w:cs="David" w:hint="cs"/>
+          <w:rtl/>
+        </w:rPr>
+        <w:t xml:space="preserve"> ממטלה קודמת:</w:t>
+      </w:r>
+      <w:r>
+        <w:rPr>
+          <w:rFonts w:ascii="David" w:hAnsi="David" w:cs="David"/>
+        </w:rPr>
+        <w:t xml:space="preserve"> </w:t>
+      </w:r>
+      <w:r>
+        <w:rPr>
+          <w:rFonts w:ascii="David" w:hAnsi="David" w:cs="David" w:hint="cs"/>
+          <w:rtl/>
+        </w:rPr>
+        <w:t>רמת מדריך, רמה קלה, רמה בינונית, ורמה קשה.</w:t>
+      </w:r>
+    </w:p>
+    <w:p>
+      <w:pPr>
+        <w:pStyle w:val="Textbody"/>
+        <w:jc w:val="left"/>
+        <w:rPr>
+          <w:rFonts w:ascii="David" w:hAnsi="David" w:cs="David"/>
+          <w:rtl/>
+        </w:rPr>
+      </w:pPr>
+      <w:r>
+        <w:rPr>
+          <w:rFonts w:ascii="David" w:hAnsi="David" w:cs="David"/>
+        </w:rPr>
+        <w:t xml:space="preserve"> </w:t>
       </w:r>
     </w:p>
     <w:sectPr>

--- a/07-unity-3d-terrain-ai/yourgame.docx
+++ b/07-unity-3d-terrain-ai/yourgame.docx
@@ -236,23 +236,21 @@
           <w:rFonts w:ascii="David" w:hAnsi="David" w:cs="David" w:hint="cs"/>
           <w:rtl/>
         </w:rPr>
-        <w:t xml:space="preserve">בנו לפחות 4 רמות שונות, בהתאם </w:t>
+        <w:t xml:space="preserve">בנו לפחות 4 רמות שונות, בהתאם לתכנון </w:t>
       </w:r>
-      <w:proofErr w:type="spellStart"/>
       <w:r>
         <w:rPr>
           <w:rFonts w:ascii="David" w:hAnsi="David" w:cs="David" w:hint="cs"/>
           <w:rtl/>
         </w:rPr>
-        <w:t>לתיכנון</w:t>
+        <w:t>שהגשתם ב</w:t>
       </w:r>
-      <w:proofErr w:type="spellEnd"/>
       <w:r>
         <w:rPr>
           <w:rFonts w:ascii="David" w:hAnsi="David" w:cs="David" w:hint="cs"/>
           <w:rtl/>
         </w:rPr>
-        <w:t xml:space="preserve"> ממטלה קודמת:</w:t>
+        <w:t>מטלה קודמת:</w:t>
       </w:r>
       <w:r>
         <w:rPr>
@@ -283,6 +281,101 @@
         </w:rPr>
         <w:t xml:space="preserve"> </w:t>
       </w:r>
+    </w:p>
+    <w:p>
+      <w:pPr>
+        <w:pStyle w:val="BodyText"/>
+        <w:rPr>
+          <w:rFonts w:ascii="David" w:hAnsi="David" w:cs="David"/>
+          <w:color w:val="00B050"/>
+        </w:rPr>
+      </w:pPr>
+      <w:r>
+        <w:rPr>
+          <w:rFonts w:ascii="David" w:hAnsi="David" w:cs="David"/>
+          <w:color w:val="00B050"/>
+          <w:rtl/>
+        </w:rPr>
+        <w:t xml:space="preserve">הגשה כרגיל: המשחק </w:t>
+      </w:r>
+      <w:proofErr w:type="spellStart"/>
+      <w:r>
+        <w:rPr>
+          <w:rFonts w:ascii="David" w:hAnsi="David" w:cs="David"/>
+          <w:color w:val="00B050"/>
+          <w:rtl/>
+        </w:rPr>
+        <w:t>באיץ</w:t>
+      </w:r>
+      <w:proofErr w:type="spellEnd"/>
+      <w:r>
+        <w:rPr>
+          <w:rFonts w:ascii="David" w:hAnsi="David" w:cs="David"/>
+          <w:color w:val="00B050"/>
+          <w:rtl/>
+        </w:rPr>
+        <w:t>'</w:t>
+      </w:r>
+      <w:r>
+        <w:rPr>
+          <w:rFonts w:ascii="David" w:hAnsi="David" w:cs="David" w:hint="cs"/>
+          <w:color w:val="00B050"/>
+          <w:rtl/>
+        </w:rPr>
+        <w:t>,</w:t>
+      </w:r>
+      <w:r>
+        <w:rPr>
+          <w:rFonts w:ascii="David" w:hAnsi="David" w:cs="David"/>
+          <w:color w:val="00B050"/>
+          <w:rtl/>
+        </w:rPr>
+        <w:t xml:space="preserve"> הקוד בגיטהאב, </w:t>
+      </w:r>
+      <w:r>
+        <w:rPr>
+          <w:rFonts w:ascii="David" w:hAnsi="David" w:cs="David" w:hint="cs"/>
+          <w:color w:val="00B050"/>
+          <w:rtl/>
+        </w:rPr>
+        <w:t xml:space="preserve">וסרטון הסבר קצר </w:t>
+      </w:r>
+      <w:proofErr w:type="spellStart"/>
+      <w:r>
+        <w:rPr>
+          <w:rFonts w:ascii="David" w:hAnsi="David" w:cs="David" w:hint="cs"/>
+          <w:color w:val="00B050"/>
+          <w:rtl/>
+        </w:rPr>
+        <w:t>ביוטיוב</w:t>
+      </w:r>
+      <w:proofErr w:type="spellEnd"/>
+      <w:r>
+        <w:rPr>
+          <w:rFonts w:ascii="David" w:hAnsi="David" w:cs="David" w:hint="cs"/>
+          <w:color w:val="00B050"/>
+          <w:rtl/>
+        </w:rPr>
+        <w:t xml:space="preserve">, </w:t>
+      </w:r>
+      <w:r>
+        <w:rPr>
+          <w:rFonts w:ascii="David" w:hAnsi="David" w:cs="David"/>
+          <w:color w:val="00B050"/>
+          <w:rtl/>
+        </w:rPr>
+        <w:t xml:space="preserve">עם קישורים הדדיים ביניהם. </w:t>
+      </w:r>
+    </w:p>
+    <w:p>
+      <w:pPr>
+        <w:pStyle w:val="Textbody"/>
+        <w:jc w:val="left"/>
+        <w:rPr>
+          <w:rFonts w:ascii="David" w:hAnsi="David" w:cs="David"/>
+          <w:rtl/>
+        </w:rPr>
+      </w:pPr>
     </w:p>
     <w:sectPr>
       <w:headerReference w:type="default" r:id="rId8"/>

--- a/07-unity-3d-terrain-ai/yourgame.docx
+++ b/07-unity-3d-terrain-ai/yourgame.docx
@@ -272,7 +272,6 @@
         <w:jc w:val="left"/>
         <w:rPr>
           <w:rFonts w:ascii="David" w:hAnsi="David" w:cs="David"/>
-          <w:rtl/>
         </w:rPr>
       </w:pPr>
       <w:r>
@@ -287,7 +286,7 @@
         <w:pStyle w:val="BodyText"/>
         <w:rPr>
           <w:rFonts w:ascii="David" w:hAnsi="David" w:cs="David"/>
-          <w:color w:val="00B050"/>
+          <w:rtl/>
         </w:rPr>
       </w:pPr>
       <w:r>
@@ -369,10 +368,264 @@
     </w:p>
     <w:p>
       <w:pPr>
-        <w:pStyle w:val="Textbody"/>
-        <w:jc w:val="left"/>
+        <w:pStyle w:val="BodyText"/>
         <w:rPr>
           <w:rFonts w:ascii="David" w:hAnsi="David" w:cs="David"/>
+          <w:b/>
+          <w:bCs/>
+          <w:color w:val="00B050"/>
+          <w:rtl/>
+        </w:rPr>
+      </w:pPr>
+      <w:r>
+        <w:rPr>
+          <w:rFonts w:ascii="David" w:hAnsi="David" w:cs="David" w:hint="cs"/>
+          <w:b/>
+          <w:bCs/>
+          <w:color w:val="00B050"/>
+          <w:rtl/>
+        </w:rPr>
+        <w:t xml:space="preserve">בנוסף, יש להעלות את המשחק שלכם לדף סיכום המשחקים של הקורס </w:t>
+      </w:r>
+      <w:r>
+        <w:rPr>
+          <w:rFonts w:ascii="David" w:hAnsi="David" w:cs="David"/>
+          <w:b/>
+          <w:bCs/>
+          <w:color w:val="00B050"/>
+          <w:rtl/>
+        </w:rPr>
+        <w:fldChar w:fldCharType="begin"/>
+      </w:r>
+      <w:r>
+        <w:rPr>
+          <w:rFonts w:ascii="David" w:hAnsi="David" w:cs="David" w:hint="cs"/>
+          <w:b/>
+          <w:bCs/>
+          <w:color w:val="00B050"/>
+        </w:rPr>
+        <w:instrText>HYPERLINK</w:instrText>
+      </w:r>
+      <w:r>
+        <w:rPr>
+          <w:rFonts w:ascii="David" w:hAnsi="David" w:cs="David" w:hint="cs"/>
+          <w:b/>
+          <w:bCs/>
+          <w:color w:val="00B050"/>
+          <w:rtl/>
+        </w:rPr>
+        <w:instrText xml:space="preserve"> "</w:instrText>
+      </w:r>
+      <w:r>
+        <w:rPr>
+          <w:rFonts w:ascii="David" w:hAnsi="David" w:cs="David" w:hint="cs"/>
+          <w:b/>
+          <w:bCs/>
+          <w:color w:val="00B050"/>
+        </w:rPr>
+        <w:instrText>https://sites.google.com/d/1FpTtB6PzTtquijqmKIKagyIJIvILyy9b/p/1mjUOP_5zFpZ-cSMBOG6xZt5hjJFX1U6h/edit?pli=1</w:instrText>
+      </w:r>
+      <w:r>
+        <w:rPr>
+          <w:rFonts w:ascii="David" w:hAnsi="David" w:cs="David" w:hint="cs"/>
+          <w:b/>
+          <w:bCs/>
+          <w:color w:val="00B050"/>
+          <w:rtl/>
+        </w:rPr>
+        <w:instrText>"</w:instrText>
+      </w:r>
+      <w:r>
+        <w:rPr>
+          <w:rFonts w:ascii="David" w:hAnsi="David" w:cs="David"/>
+          <w:b/>
+          <w:bCs/>
+          <w:color w:val="00B050"/>
+          <w:rtl/>
+        </w:rPr>
+      </w:r>
+      <w:r>
+        <w:rPr>
+          <w:rFonts w:ascii="David" w:hAnsi="David" w:cs="David"/>
+          <w:b/>
+          <w:bCs/>
+          <w:color w:val="00B050"/>
+          <w:rtl/>
+        </w:rPr>
+        <w:fldChar w:fldCharType="separate"/>
+      </w:r>
+      <w:r>
+        <w:rPr>
+          <w:rStyle w:val="Hyperlink"/>
+          <w:rFonts w:ascii="David" w:hAnsi="David" w:cs="David" w:hint="cs"/>
+          <w:b/>
+          <w:bCs/>
+          <w:color w:val="00B050"/>
+          <w:rtl/>
+        </w:rPr>
+        <w:t>כאן</w:t>
+      </w:r>
+      <w:r>
+        <w:rPr>
+          <w:rFonts w:ascii="David" w:hAnsi="David" w:cs="David"/>
+          <w:b/>
+          <w:bCs/>
+          <w:color w:val="00B050"/>
+          <w:rtl/>
+        </w:rPr>
+        <w:fldChar w:fldCharType="end"/>
+      </w:r>
+      <w:r>
+        <w:rPr>
+          <w:rFonts w:ascii="David" w:hAnsi="David" w:cs="David" w:hint="cs"/>
+          <w:b/>
+          <w:bCs/>
+          <w:color w:val="00B050"/>
+          <w:rtl/>
+        </w:rPr>
+        <w:t>. יש לשכפל את אחת השורות, ולעדכן את הפרטים שלכם:</w:t>
+      </w:r>
+    </w:p>
+    <w:p>
+      <w:pPr>
+        <w:pStyle w:val="BodyText"/>
+        <w:numPr>
+          <w:ilvl w:val="0"/>
+          <w:numId w:val="27"/>
+        </w:numPr>
+        <w:rPr>
+          <w:rFonts w:ascii="David" w:hAnsi="David" w:cs="David"/>
+          <w:b/>
+          <w:bCs/>
+          <w:color w:val="00B050"/>
+        </w:rPr>
+      </w:pPr>
+      <w:r>
+        <w:rPr>
+          <w:rFonts w:ascii="David" w:hAnsi="David" w:cs="David" w:hint="cs"/>
+          <w:b/>
+          <w:bCs/>
+          <w:color w:val="00B050"/>
+          <w:rtl/>
+        </w:rPr>
+        <w:t>שם המשחק</w:t>
+      </w:r>
+    </w:p>
+    <w:p>
+      <w:pPr>
+        <w:pStyle w:val="BodyText"/>
+        <w:numPr>
+          <w:ilvl w:val="0"/>
+          <w:numId w:val="27"/>
+        </w:numPr>
+        <w:rPr>
+          <w:rFonts w:ascii="David" w:hAnsi="David" w:cs="David"/>
+          <w:b/>
+          <w:bCs/>
+          <w:color w:val="00B050"/>
+        </w:rPr>
+      </w:pPr>
+      <w:r>
+        <w:rPr>
+          <w:rFonts w:ascii="David" w:hAnsi="David" w:cs="David" w:hint="cs"/>
+          <w:b/>
+          <w:bCs/>
+          <w:color w:val="00B050"/>
+          <w:rtl/>
+        </w:rPr>
+        <w:t>תיאור המשחק</w:t>
+      </w:r>
+    </w:p>
+    <w:p>
+      <w:pPr>
+        <w:pStyle w:val="BodyText"/>
+        <w:numPr>
+          <w:ilvl w:val="0"/>
+          <w:numId w:val="27"/>
+        </w:numPr>
+        <w:rPr>
+          <w:rFonts w:ascii="David" w:hAnsi="David" w:cs="David"/>
+          <w:b/>
+          <w:bCs/>
+          <w:color w:val="00B050"/>
+        </w:rPr>
+      </w:pPr>
+      <w:r>
+        <w:rPr>
+          <w:rFonts w:ascii="David" w:hAnsi="David" w:cs="David" w:hint="cs"/>
+          <w:b/>
+          <w:bCs/>
+          <w:color w:val="00B050"/>
+          <w:rtl/>
+        </w:rPr>
+        <w:t>שמות המפתחים</w:t>
+      </w:r>
+    </w:p>
+    <w:p>
+      <w:pPr>
+        <w:pStyle w:val="BodyText"/>
+        <w:numPr>
+          <w:ilvl w:val="0"/>
+          <w:numId w:val="27"/>
+        </w:numPr>
+        <w:rPr>
+          <w:rFonts w:ascii="David" w:hAnsi="David" w:cs="David"/>
+          <w:b/>
+          <w:bCs/>
+          <w:color w:val="00B050"/>
+        </w:rPr>
+      </w:pPr>
+      <w:r>
+        <w:rPr>
+          <w:rFonts w:ascii="David" w:hAnsi="David" w:cs="David" w:hint="cs"/>
+          <w:b/>
+          <w:bCs/>
+          <w:color w:val="00B050"/>
+          <w:rtl/>
+        </w:rPr>
+        <w:t>קישור למשחק</w:t>
+      </w:r>
+    </w:p>
+    <w:p>
+      <w:pPr>
+        <w:pStyle w:val="BodyText"/>
+        <w:numPr>
+          <w:ilvl w:val="0"/>
+          <w:numId w:val="27"/>
+        </w:numPr>
+        <w:rPr>
+          <w:rFonts w:ascii="David" w:hAnsi="David" w:cs="David"/>
+          <w:b/>
+          <w:bCs/>
+          <w:color w:val="00B050"/>
+        </w:rPr>
+      </w:pPr>
+      <w:r>
+        <w:rPr>
+          <w:rFonts w:ascii="David" w:hAnsi="David" w:cs="David" w:hint="cs"/>
+          <w:b/>
+          <w:bCs/>
+          <w:color w:val="00B050"/>
+          <w:rtl/>
+        </w:rPr>
+        <w:t>קישור לקוד בגיטהאב</w:t>
+      </w:r>
+    </w:p>
+    <w:p>
+      <w:pPr>
+        <w:pStyle w:val="BodyText"/>
+        <w:rPr>
+          <w:rFonts w:ascii="David" w:hAnsi="David" w:cs="David"/>
+          <w:color w:val="385623" w:themeColor="accent6" w:themeShade="80"/>
+        </w:rPr>
+      </w:pPr>
+    </w:p>
+    <w:p>
+      <w:pPr>
+        <w:pStyle w:val="BodyText"/>
+        <w:rPr>
+          <w:rFonts w:ascii="David" w:hAnsi="David" w:cs="David"/>
+          <w:color w:val="385623" w:themeColor="accent6" w:themeShade="80"/>
           <w:rtl/>
         </w:rPr>
       </w:pPr>
@@ -1012,6 +1265,119 @@
     </w:lvl>
   </w:abstractNum>
   <w:abstractNum w:abstractNumId="6" w15:restartNumberingAfterBreak="0">
+    <w:nsid w:val="2A6E7189"/>
+    <w:multiLevelType w:val="hybridMultilevel"/>
+    <w:tmpl w:val="D00015A0"/>
+    <w:lvl w:ilvl="0" w:tplc="04090001">
+      <w:start w:val="1"/>
+      <w:numFmt w:val="bullet"/>
+      <w:lvlText w:val=""/>
+      <w:lvlJc w:val="left"/>
+      <w:pPr>
+        <w:ind w:left="720" w:hanging="360"/>
+      </w:pPr>
+      <w:rPr>
+        <w:rFonts w:ascii="Symbol" w:hAnsi="Symbol" w:hint="default"/>
+      </w:rPr>
+    </w:lvl>
+    <w:lvl w:ilvl="1" w:tplc="04090003" w:tentative="1">
+      <w:start w:val="1"/>
+      <w:numFmt w:val="bullet"/>
+      <w:lvlText w:val="o"/>
+      <w:lvlJc w:val="left"/>
+      <w:pPr>
+        <w:ind w:left="1440" w:hanging="360"/>
+      </w:pPr>
+      <w:rPr>
+        <w:rFonts w:ascii="Courier New" w:hAnsi="Courier New" w:cs="Courier New" w:hint="default"/>
+      </w:rPr>
+    </w:lvl>
+    <w:lvl w:ilvl="2" w:tplc="04090005" w:tentative="1">
+      <w:start w:val="1"/>
+      <w:numFmt w:val="bullet"/>
+      <w:lvlText w:val=""/>
+      <w:lvlJc w:val="left"/>
+      <w:pPr>
+        <w:ind w:left="2160" w:hanging="360"/>
+      </w:pPr>
+      <w:rPr>
+        <w:rFonts w:ascii="Wingdings" w:hAnsi="Wingdings" w:hint="default"/>
+      </w:rPr>
+    </w:lvl>
+    <w:lvl w:ilvl="3" w:tplc="04090001" w:tentative="1">
+      <w:start w:val="1"/>
+      <w:numFmt w:val="bullet"/>
+      <w:lvlText w:val=""/>
+      <w:lvlJc w:val="left"/>
+      <w:pPr>
+        <w:ind w:left="2880" w:hanging="360"/>
+      </w:pPr>
+      <w:rPr>
+        <w:rFonts w:ascii="Symbol" w:hAnsi="Symbol" w:hint="default"/>
+      </w:rPr>
+    </w:lvl>
+    <w:lvl w:ilvl="4" w:tplc="04090003" w:tentative="1">
+      <w:start w:val="1"/>
+      <w:numFmt w:val="bullet"/>
+      <w:lvlText w:val="o"/>
+      <w:lvlJc w:val="left"/>
+      <w:pPr>
+        <w:ind w:left="3600" w:hanging="360"/>
+      </w:pPr>
+      <w:rPr>
+        <w:rFonts w:ascii="Courier New" w:hAnsi="Courier New" w:cs="Courier New" w:hint="default"/>
+      </w:rPr>
+    </w:lvl>
+    <w:lvl w:ilvl="5" w:tplc="04090005" w:tentative="1">
+      <w:start w:val="1"/>
+      <w:numFmt w:val="bullet"/>
+      <w:lvlText w:val=""/>
+      <w:lvlJc w:val="left"/>
+      <w:pPr>
+        <w:ind w:left="4320" w:hanging="360"/>
+      </w:pPr>
+      <w:rPr>
+        <w:rFonts w:ascii="Wingdings" w:hAnsi="Wingdings" w:hint="default"/>
+      </w:rPr>
+    </w:lvl>
+    <w:lvl w:ilvl="6" w:tplc="04090001" w:tentative="1">
+      <w:start w:val="1"/>
+      <w:numFmt w:val="bullet"/>
+      <w:lvlText w:val=""/>
+      <w:lvlJc w:val="left"/>
+      <w:pPr>
+        <w:ind w:left="5040" w:hanging="360"/>
+      </w:pPr>
+      <w:rPr>
+        <w:rFonts w:ascii="Symbol" w:hAnsi="Symbol" w:hint="default"/>
+      </w:rPr>
+    </w:lvl>
+    <w:lvl w:ilvl="7" w:tplc="04090003" w:tentative="1">
+      <w:start w:val="1"/>
+      <w:numFmt w:val="bullet"/>
+      <w:lvlText w:val="o"/>
+      <w:lvlJc w:val="left"/>
+      <w:pPr>
+        <w:ind w:left="5760" w:hanging="360"/>
+      </w:pPr>
+      <w:rPr>
+        <w:rFonts w:ascii="Courier New" w:hAnsi="Courier New" w:cs="Courier New" w:hint="default"/>
+      </w:rPr>
+    </w:lvl>
+    <w:lvl w:ilvl="8" w:tplc="04090005" w:tentative="1">
+      <w:start w:val="1"/>
+      <w:numFmt w:val="bullet"/>
+      <w:lvlText w:val=""/>
+      <w:lvlJc w:val="left"/>
+      <w:pPr>
+        <w:ind w:left="6480" w:hanging="360"/>
+      </w:pPr>
+      <w:rPr>
+        <w:rFonts w:ascii="Wingdings" w:hAnsi="Wingdings" w:hint="default"/>
+      </w:rPr>
+    </w:lvl>
+  </w:abstractNum>
+  <w:abstractNum w:abstractNumId="7" w15:restartNumberingAfterBreak="0">
     <w:nsid w:val="30FA2902"/>
     <w:multiLevelType w:val="hybridMultilevel"/>
     <w:tmpl w:val="BA2CAD56"/>
@@ -1124,7 +1490,7 @@
       </w:rPr>
     </w:lvl>
   </w:abstractNum>
-  <w:abstractNum w:abstractNumId="7" w15:restartNumberingAfterBreak="0">
+  <w:abstractNum w:abstractNumId="8" w15:restartNumberingAfterBreak="0">
     <w:nsid w:val="31A41079"/>
     <w:multiLevelType w:val="multilevel"/>
     <w:tmpl w:val="5EE4B8FA"/>
@@ -1228,7 +1594,7 @@
       </w:rPr>
     </w:lvl>
   </w:abstractNum>
-  <w:abstractNum w:abstractNumId="8" w15:restartNumberingAfterBreak="0">
+  <w:abstractNum w:abstractNumId="9" w15:restartNumberingAfterBreak="0">
     <w:nsid w:val="34B955C6"/>
     <w:multiLevelType w:val="hybridMultilevel"/>
     <w:tmpl w:val="2186597A"/>
@@ -1341,7 +1707,7 @@
       </w:rPr>
     </w:lvl>
   </w:abstractNum>
-  <w:abstractNum w:abstractNumId="9" w15:restartNumberingAfterBreak="0">
+  <w:abstractNum w:abstractNumId="10" w15:restartNumberingAfterBreak="0">
     <w:nsid w:val="366630CF"/>
     <w:multiLevelType w:val="hybridMultilevel"/>
     <w:tmpl w:val="4B18400A"/>
@@ -1454,7 +1820,7 @@
       </w:rPr>
     </w:lvl>
   </w:abstractNum>
-  <w:abstractNum w:abstractNumId="10" w15:restartNumberingAfterBreak="0">
+  <w:abstractNum w:abstractNumId="11" w15:restartNumberingAfterBreak="0">
     <w:nsid w:val="43334E86"/>
     <w:multiLevelType w:val="hybridMultilevel"/>
     <w:tmpl w:val="49F0125E"/>
@@ -1567,7 +1933,7 @@
       </w:rPr>
     </w:lvl>
   </w:abstractNum>
-  <w:abstractNum w:abstractNumId="11" w15:restartNumberingAfterBreak="0">
+  <w:abstractNum w:abstractNumId="12" w15:restartNumberingAfterBreak="0">
     <w:nsid w:val="45C01BE9"/>
     <w:multiLevelType w:val="multilevel"/>
     <w:tmpl w:val="C038B058"/>
@@ -1680,7 +2046,7 @@
       </w:rPr>
     </w:lvl>
   </w:abstractNum>
-  <w:abstractNum w:abstractNumId="12" w15:restartNumberingAfterBreak="0">
+  <w:abstractNum w:abstractNumId="13" w15:restartNumberingAfterBreak="0">
     <w:nsid w:val="497A01B6"/>
     <w:multiLevelType w:val="hybridMultilevel"/>
     <w:tmpl w:val="98B26CB6"/>
@@ -1766,7 +2132,7 @@
       </w:pPr>
     </w:lvl>
   </w:abstractNum>
-  <w:abstractNum w:abstractNumId="13" w15:restartNumberingAfterBreak="0">
+  <w:abstractNum w:abstractNumId="14" w15:restartNumberingAfterBreak="0">
     <w:nsid w:val="4E9B62BA"/>
     <w:multiLevelType w:val="hybridMultilevel"/>
     <w:tmpl w:val="314C8CD4"/>
@@ -1855,7 +2221,7 @@
       </w:pPr>
     </w:lvl>
   </w:abstractNum>
-  <w:abstractNum w:abstractNumId="14" w15:restartNumberingAfterBreak="0">
+  <w:abstractNum w:abstractNumId="15" w15:restartNumberingAfterBreak="0">
     <w:nsid w:val="51503575"/>
     <w:multiLevelType w:val="hybridMultilevel"/>
     <w:tmpl w:val="81C250E8"/>
@@ -1968,7 +2334,7 @@
       </w:rPr>
     </w:lvl>
   </w:abstractNum>
-  <w:abstractNum w:abstractNumId="15" w15:restartNumberingAfterBreak="0">
+  <w:abstractNum w:abstractNumId="16" w15:restartNumberingAfterBreak="0">
     <w:nsid w:val="57F762A2"/>
     <w:multiLevelType w:val="hybridMultilevel"/>
     <w:tmpl w:val="5FB06AE2"/>
@@ -2081,7 +2447,7 @@
       </w:rPr>
     </w:lvl>
   </w:abstractNum>
-  <w:abstractNum w:abstractNumId="16" w15:restartNumberingAfterBreak="0">
+  <w:abstractNum w:abstractNumId="17" w15:restartNumberingAfterBreak="0">
     <w:nsid w:val="586F6E63"/>
     <w:multiLevelType w:val="hybridMultilevel"/>
     <w:tmpl w:val="2E6C6B56"/>
@@ -2194,7 +2560,7 @@
       </w:rPr>
     </w:lvl>
   </w:abstractNum>
-  <w:abstractNum w:abstractNumId="17" w15:restartNumberingAfterBreak="0">
+  <w:abstractNum w:abstractNumId="18" w15:restartNumberingAfterBreak="0">
     <w:nsid w:val="5CF61385"/>
     <w:multiLevelType w:val="hybridMultilevel"/>
     <w:tmpl w:val="A2E23E42"/>
@@ -2306,7 +2672,7 @@
       </w:rPr>
     </w:lvl>
   </w:abstractNum>
-  <w:abstractNum w:abstractNumId="18" w15:restartNumberingAfterBreak="0">
+  <w:abstractNum w:abstractNumId="19" w15:restartNumberingAfterBreak="0">
     <w:nsid w:val="5DC51A2A"/>
     <w:multiLevelType w:val="hybridMultilevel"/>
     <w:tmpl w:val="2158A500"/>
@@ -2419,7 +2785,7 @@
       </w:rPr>
     </w:lvl>
   </w:abstractNum>
-  <w:abstractNum w:abstractNumId="19" w15:restartNumberingAfterBreak="0">
+  <w:abstractNum w:abstractNumId="20" w15:restartNumberingAfterBreak="0">
     <w:nsid w:val="65181947"/>
     <w:multiLevelType w:val="hybridMultilevel"/>
     <w:tmpl w:val="34C4ADBA"/>
@@ -2531,7 +2897,7 @@
       </w:rPr>
     </w:lvl>
   </w:abstractNum>
-  <w:abstractNum w:abstractNumId="20" w15:restartNumberingAfterBreak="0">
+  <w:abstractNum w:abstractNumId="21" w15:restartNumberingAfterBreak="0">
     <w:nsid w:val="676D1E00"/>
     <w:multiLevelType w:val="hybridMultilevel"/>
     <w:tmpl w:val="A524EDEA"/>
@@ -2644,7 +3010,120 @@
       </w:rPr>
     </w:lvl>
   </w:abstractNum>
-  <w:abstractNum w:abstractNumId="21" w15:restartNumberingAfterBreak="0">
+  <w:abstractNum w:abstractNumId="22" w15:restartNumberingAfterBreak="0">
+    <w:nsid w:val="67CD72BF"/>
+    <w:multiLevelType w:val="hybridMultilevel"/>
+    <w:tmpl w:val="BB2AC3A0"/>
+    <w:lvl w:ilvl="0" w:tplc="04090001">
+      <w:start w:val="1"/>
+      <w:numFmt w:val="bullet"/>
+      <w:lvlText w:val=""/>
+      <w:lvlJc w:val="left"/>
+      <w:pPr>
+        <w:ind w:left="720" w:hanging="360"/>
+      </w:pPr>
+      <w:rPr>
+        <w:rFonts w:ascii="Symbol" w:hAnsi="Symbol" w:hint="default"/>
+      </w:rPr>
+    </w:lvl>
+    <w:lvl w:ilvl="1" w:tplc="04090003" w:tentative="1">
+      <w:start w:val="1"/>
+      <w:numFmt w:val="bullet"/>
+      <w:lvlText w:val="o"/>
+      <w:lvlJc w:val="left"/>
+      <w:pPr>
+        <w:ind w:left="1440" w:hanging="360"/>
+      </w:pPr>
+      <w:rPr>
+        <w:rFonts w:ascii="Courier New" w:hAnsi="Courier New" w:cs="Courier New" w:hint="default"/>
+      </w:rPr>
+    </w:lvl>
+    <w:lvl w:ilvl="2" w:tplc="04090005" w:tentative="1">
+      <w:start w:val="1"/>
+      <w:numFmt w:val="bullet"/>
+      <w:lvlText w:val=""/>
+      <w:lvlJc w:val="left"/>
+      <w:pPr>
+        <w:ind w:left="2160" w:hanging="360"/>
+      </w:pPr>
+      <w:rPr>
+        <w:rFonts w:ascii="Wingdings" w:hAnsi="Wingdings" w:hint="default"/>
+      </w:rPr>
+    </w:lvl>
+    <w:lvl w:ilvl="3" w:tplc="04090001" w:tentative="1">
+      <w:start w:val="1"/>
+      <w:numFmt w:val="bullet"/>
+      <w:lvlText w:val=""/>
+      <w:lvlJc w:val="left"/>
+      <w:pPr>
+        <w:ind w:left="2880" w:hanging="360"/>
+      </w:pPr>
+      <w:rPr>
+        <w:rFonts w:ascii="Symbol" w:hAnsi="Symbol" w:hint="default"/>
+      </w:rPr>
+    </w:lvl>
+    <w:lvl w:ilvl="4" w:tplc="04090003" w:tentative="1">
+      <w:start w:val="1"/>
+      <w:numFmt w:val="bullet"/>
+      <w:lvlText w:val="o"/>
+      <w:lvlJc w:val="left"/>
+      <w:pPr>
+        <w:ind w:left="3600" w:hanging="360"/>
+      </w:pPr>
+      <w:rPr>
+        <w:rFonts w:ascii="Courier New" w:hAnsi="Courier New" w:cs="Courier New" w:hint="default"/>
+      </w:rPr>
+    </w:lvl>
+    <w:lvl w:ilvl="5" w:tplc="04090005" w:tentative="1">
+      <w:start w:val="1"/>
+      <w:numFmt w:val="bullet"/>
+      <w:lvlText w:val=""/>
+      <w:lvlJc w:val="left"/>
+      <w:pPr>
+        <w:ind w:left="4320" w:hanging="360"/>
+      </w:pPr>
+      <w:rPr>
+        <w:rFonts w:ascii="Wingdings" w:hAnsi="Wingdings" w:hint="default"/>
+      </w:rPr>
+    </w:lvl>
+    <w:lvl w:ilvl="6" w:tplc="04090001" w:tentative="1">
+      <w:start w:val="1"/>
+      <w:numFmt w:val="bullet"/>
+      <w:lvlText w:val=""/>
+      <w:lvlJc w:val="left"/>
+      <w:pPr>
+        <w:ind w:left="5040" w:hanging="360"/>
+      </w:pPr>
+      <w:rPr>
+        <w:rFonts w:ascii="Symbol" w:hAnsi="Symbol" w:hint="default"/>
+      </w:rPr>
+    </w:lvl>
+    <w:lvl w:ilvl="7" w:tplc="04090003" w:tentative="1">
+      <w:start w:val="1"/>
+      <w:numFmt w:val="bullet"/>
+      <w:lvlText w:val="o"/>
+      <w:lvlJc w:val="left"/>
+      <w:pPr>
+        <w:ind w:left="5760" w:hanging="360"/>
+      </w:pPr>
+      <w:rPr>
+        <w:rFonts w:ascii="Courier New" w:hAnsi="Courier New" w:cs="Courier New" w:hint="default"/>
+      </w:rPr>
+    </w:lvl>
+    <w:lvl w:ilvl="8" w:tplc="04090005" w:tentative="1">
+      <w:start w:val="1"/>
+      <w:numFmt w:val="bullet"/>
+      <w:lvlText w:val=""/>
+      <w:lvlJc w:val="left"/>
+      <w:pPr>
+        <w:ind w:left="6480" w:hanging="360"/>
+      </w:pPr>
+      <w:rPr>
+        <w:rFonts w:ascii="Wingdings" w:hAnsi="Wingdings" w:hint="default"/>
+      </w:rPr>
+    </w:lvl>
+  </w:abstractNum>
+  <w:abstractNum w:abstractNumId="23" w15:restartNumberingAfterBreak="0">
     <w:nsid w:val="6E08680C"/>
     <w:multiLevelType w:val="hybridMultilevel"/>
     <w:tmpl w:val="E89C2EC4"/>
@@ -2757,7 +3236,7 @@
       </w:rPr>
     </w:lvl>
   </w:abstractNum>
-  <w:abstractNum w:abstractNumId="22" w15:restartNumberingAfterBreak="0">
+  <w:abstractNum w:abstractNumId="24" w15:restartNumberingAfterBreak="0">
     <w:nsid w:val="70605CCA"/>
     <w:multiLevelType w:val="hybridMultilevel"/>
     <w:tmpl w:val="0E46FFB4"/>
@@ -2843,7 +3322,7 @@
       </w:pPr>
     </w:lvl>
   </w:abstractNum>
-  <w:abstractNum w:abstractNumId="23" w15:restartNumberingAfterBreak="0">
+  <w:abstractNum w:abstractNumId="25" w15:restartNumberingAfterBreak="0">
     <w:nsid w:val="713E16AB"/>
     <w:multiLevelType w:val="hybridMultilevel"/>
     <w:tmpl w:val="AAA4CB8E"/>
@@ -2955,7 +3434,7 @@
       </w:rPr>
     </w:lvl>
   </w:abstractNum>
-  <w:abstractNum w:abstractNumId="24" w15:restartNumberingAfterBreak="0">
+  <w:abstractNum w:abstractNumId="26" w15:restartNumberingAfterBreak="0">
     <w:nsid w:val="74291629"/>
     <w:multiLevelType w:val="hybridMultilevel"/>
     <w:tmpl w:val="A41089EC"/>
@@ -3068,79 +3547,85 @@
     </w:lvl>
   </w:abstractNum>
   <w:num w:numId="1" w16cid:durableId="1158183990">
-    <w:abstractNumId w:val="7"/>
+    <w:abstractNumId w:val="8"/>
   </w:num>
   <w:num w:numId="2" w16cid:durableId="1393164392">
     <w:abstractNumId w:val="2"/>
   </w:num>
   <w:num w:numId="3" w16cid:durableId="1280379120">
-    <w:abstractNumId w:val="22"/>
+    <w:abstractNumId w:val="24"/>
   </w:num>
   <w:num w:numId="4" w16cid:durableId="1940067006">
     <w:abstractNumId w:val="5"/>
   </w:num>
   <w:num w:numId="5" w16cid:durableId="918950656">
-    <w:abstractNumId w:val="19"/>
+    <w:abstractNumId w:val="20"/>
   </w:num>
   <w:num w:numId="6" w16cid:durableId="540559667">
-    <w:abstractNumId w:val="23"/>
+    <w:abstractNumId w:val="25"/>
   </w:num>
   <w:num w:numId="7" w16cid:durableId="1632980427">
-    <w:abstractNumId w:val="8"/>
+    <w:abstractNumId w:val="9"/>
   </w:num>
   <w:num w:numId="8" w16cid:durableId="236331899">
-    <w:abstractNumId w:val="24"/>
+    <w:abstractNumId w:val="26"/>
   </w:num>
   <w:num w:numId="9" w16cid:durableId="886339149">
     <w:abstractNumId w:val="0"/>
   </w:num>
   <w:num w:numId="10" w16cid:durableId="533737113">
-    <w:abstractNumId w:val="14"/>
+    <w:abstractNumId w:val="15"/>
   </w:num>
   <w:num w:numId="11" w16cid:durableId="616833394">
-    <w:abstractNumId w:val="21"/>
+    <w:abstractNumId w:val="23"/>
   </w:num>
   <w:num w:numId="12" w16cid:durableId="2111776559">
-    <w:abstractNumId w:val="12"/>
+    <w:abstractNumId w:val="13"/>
   </w:num>
   <w:num w:numId="13" w16cid:durableId="2018923924">
-    <w:abstractNumId w:val="18"/>
+    <w:abstractNumId w:val="19"/>
   </w:num>
   <w:num w:numId="14" w16cid:durableId="820729466">
-    <w:abstractNumId w:val="9"/>
+    <w:abstractNumId w:val="10"/>
   </w:num>
   <w:num w:numId="15" w16cid:durableId="991639879">
-    <w:abstractNumId w:val="13"/>
+    <w:abstractNumId w:val="14"/>
   </w:num>
   <w:num w:numId="16" w16cid:durableId="224924126">
     <w:abstractNumId w:val="4"/>
   </w:num>
   <w:num w:numId="17" w16cid:durableId="224490885">
-    <w:abstractNumId w:val="17"/>
+    <w:abstractNumId w:val="18"/>
   </w:num>
   <w:num w:numId="18" w16cid:durableId="802966326">
-    <w:abstractNumId w:val="11"/>
+    <w:abstractNumId w:val="12"/>
   </w:num>
   <w:num w:numId="19" w16cid:durableId="1693915987">
-    <w:abstractNumId w:val="20"/>
+    <w:abstractNumId w:val="21"/>
   </w:num>
   <w:num w:numId="20" w16cid:durableId="751127700">
-    <w:abstractNumId w:val="10"/>
+    <w:abstractNumId w:val="11"/>
   </w:num>
   <w:num w:numId="21" w16cid:durableId="1396589170">
     <w:abstractNumId w:val="3"/>
   </w:num>
   <w:num w:numId="22" w16cid:durableId="1249537723">
-    <w:abstractNumId w:val="6"/>
+    <w:abstractNumId w:val="7"/>
   </w:num>
   <w:num w:numId="23" w16cid:durableId="1210730958">
-    <w:abstractNumId w:val="16"/>
+    <w:abstractNumId w:val="17"/>
   </w:num>
   <w:num w:numId="24" w16cid:durableId="1998996298">
     <w:abstractNumId w:val="1"/>
   </w:num>
   <w:num w:numId="25" w16cid:durableId="1780025175">
-    <w:abstractNumId w:val="15"/>
+    <w:abstractNumId w:val="16"/>
+  </w:num>
+  <w:num w:numId="26" w16cid:durableId="522592985">
+    <w:abstractNumId w:val="6"/>
+  </w:num>
+  <w:num w:numId="27" w16cid:durableId="446587462">
+    <w:abstractNumId w:val="22"/>
   </w:num>
 </w:numbering>
 </file>
@@ -6736,6 +7221,18 @@
       <w:kern w:val="2"/>
     </w:rPr>
   </w:style>
+  <w:style w:type="character" w:styleId="FollowedHyperlink">
+    <w:name w:val="FollowedHyperlink"/>
+    <w:basedOn w:val="DefaultParagraphFont"/>
+    <w:uiPriority w:val="99"/>
+    <w:semiHidden/>
+    <w:unhideWhenUsed/>
+    <w:rsid w:val="00821BF1"/>
+    <w:rPr>
+      <w:color w:val="954F72" w:themeColor="followedHyperlink"/>
+      <w:u w:val="single"/>
+    </w:rPr>
+  </w:style>
 </w:styles>
 </file>
 
